--- a/src/content/bios/Michiels van Verduynen-LPMH 2019.docx
+++ b/src/content/bios/Michiels van Verduynen-LPMH 2019.docx
@@ -9156,8 +9156,6 @@
       <w:r>
         <w:rPr>
           <w:rFonts w:ascii="Times New Roman" w:eastAsia="Times New Roman" w:hAnsi="Times New Roman" w:cs="Times New Roman"/>
-          <w:b/>
-          <w:bCs/>
           <w:color w:val="000000" w:themeColor="text1"/>
           <w:lang w:val="en-US"/>
         </w:rPr>
@@ -9174,8 +9172,6 @@
       <w:r>
         <w:rPr>
           <w:rFonts w:ascii="Times New Roman" w:eastAsia="Times New Roman" w:hAnsi="Times New Roman" w:cs="Times New Roman"/>
-          <w:b/>
-          <w:bCs/>
           <w:color w:val="000000" w:themeColor="text1"/>
           <w:lang w:val="en-US"/>
         </w:rPr>
